--- a/releases/v0.6/Gauntlet_v0.6.0_Reference_Guide.docx
+++ b/releases/v0.6/Gauntlet_v0.6.0_Reference_Guide.docx
@@ -1763,6 +1763,64 @@
       </w:r>
     </w:p>
     <w:bookmarkEnd w:id="26"/>
+    <w:bookmarkStart w:id="29" w:name="online-tools-and-updates"/>
+    <w:p>
+      <w:pPr>
+        <w:pStyle w:val="Heading2"/>
+      </w:pPr>
+      <w:r>
+        <w:t xml:space="preserve">Online Tools and Updates</w:t>
+      </w:r>
+    </w:p>
+    <w:p>
+      <w:pPr>
+        <w:pStyle w:val="FirstParagraph"/>
+      </w:pPr>
+      <w:r>
+        <w:t xml:space="preserve">The Gauntlet project repository, current release materials, and browser tools are available at</w:t>
+      </w:r>
+      <w:r>
+        <w:t xml:space="preserve"> </w:t>
+      </w:r>
+      <w:hyperlink r:id="rId27">
+        <w:r>
+          <w:rPr>
+            <w:rStyle w:val="Hyperlink"/>
+            <w:bCs/>
+            <w:b/>
+          </w:rPr>
+          <w:t xml:space="preserve">gauntlet.run</w:t>
+        </w:r>
+      </w:hyperlink>
+      <w:r>
+        <w:t xml:space="preserve">.</w:t>
+      </w:r>
+    </w:p>
+    <w:p>
+      <w:pPr>
+        <w:pStyle w:val="BodyText"/>
+      </w:pPr>
+      <w:r>
+        <w:t xml:space="preserve">Build and validate v0.6 Decks with the</w:t>
+      </w:r>
+      <w:r>
+        <w:t xml:space="preserve"> </w:t>
+      </w:r>
+      <w:hyperlink r:id="rId28">
+        <w:r>
+          <w:rPr>
+            <w:rStyle w:val="Hyperlink"/>
+            <w:bCs/>
+            <w:b/>
+          </w:rPr>
+          <w:t xml:space="preserve">Gauntlet Deckbuilder</w:t>
+        </w:r>
+      </w:hyperlink>
+      <w:r>
+        <w:t xml:space="preserve">.</w:t>
+      </w:r>
+    </w:p>
+    <w:bookmarkEnd w:id="29"/>
     <w:sectPr>
       <w:headerReference r:id="rId9" w:type="default"/>
       <w:footerReference r:id="rId10" w:type="default"/>
